--- a/docs/security_assessment_docs.docx
+++ b/docs/security_assessment_docs.docx
@@ -183,7 +183,7 @@
                 <w:sz w:val="20"/>
                 <w:szCs w:val="20"/>
               </w:rPr>
-              <w:t xml:space="preserve">v2.2</w:t>
+              <w:t xml:space="preserve">v2.4</w:t>
             </w:r>
           </w:p>
         </w:tc>
@@ -251,7 +251,7 @@
                 <w:sz w:val="20"/>
                 <w:szCs w:val="20"/>
               </w:rPr>
-              <w:t xml:space="preserve">v2.2</w:t>
+              <w:t xml:space="preserve">v2.4</w:t>
             </w:r>
           </w:p>
         </w:tc>
@@ -932,7 +932,7 @@
           <w:b/>
           <w:color w:val="2563EB"/>
         </w:rPr>
-        <w:t>4.6.1　設計方針（v2.2 変更）</w:t>
+        <w:t>4.6.1　設計方針（v2.4 変更）</w:t>
       </w:r>
     </w:p>
     <w:p>
@@ -945,7 +945,7 @@
           <w:sz w:val="21"/>
           <w:color w:val="374151"/>
         </w:rPr>
-        <w:t xml:space="preserve">v2.2 以降、フレームワーク識別番号の概要・詳細定義を index.html 内の REF_SUMMARIES（内蔵辞書）から外部ファイル content/ref_definitions.json へ移行する。これにより識別番号の追加・修正が index.html を変更せずに行えるようになる。</w:t>
+        <w:t xml:space="preserve">v2.4 以降、フレームワーク識別番号の概要・詳細定義を index.html 内の REF_SUMMARIES（内蔵辞書）から外部ファイル content/ref_definitions.json へ移行する。これにより識別番号の追加・修正が index.html を変更せずに行えるようになる。</w:t>
       </w:r>
     </w:p>
     <w:p>
@@ -1340,7 +1340,7 @@
           <w:b/>
           <w:color w:val="2563EB"/>
         </w:rPr>
-        <w:t>4.6.3　index.html の変更点（v1.x→v2.2）</w:t>
+        <w:t>4.6.3　index.html の変更点（v1.x→v2.4）</w:t>
       </w:r>
     </w:p>
     <w:tbl>
@@ -1438,7 +1438,7 @@
                 <w:b/>
                 <w:color w:val="1E3A5F"/>
               </w:rPr>
-              <w:t>v2.2（変更後）</w:t>
+              <w:t>v2.4（変更後）</w:t>
             </w:r>
           </w:p>
         </w:tc>
@@ -1740,7 +1740,7 @@
                 <w:sz w:val="20"/>
                 <w:color w:val="374151"/>
               </w:rPr>
-              <w:t xml:space="preserve">320件以上（NIST 約98件・CIS 約113件・CSA CCM 16件・ISO 27001 93件）</w:t>
+              <w:t xml:space="preserve">384件（NIST 99件・CIS 113件・CSA CCM 16件・ISO 27001 93件・NIST CSF 63件）</w:t>
             </w:r>
           </w:p>
         </w:tc>
@@ -2070,7 +2070,7 @@
                 <w:sz w:val="20"/>
                 <w:szCs w:val="20"/>
               </w:rPr>
-              <w:t xml:space="preserve">v2.2</w:t>
+              <w:t xml:space="preserve">v2.4</w:t>
             </w:r>
           </w:p>
         </w:tc>
@@ -20553,7 +20553,7 @@
                 <w:sz w:val="20"/>
                 <w:szCs w:val="20"/>
               </w:rPr>
-              <w:t xml:space="preserve">v2.2</w:t>
+              <w:t xml:space="preserve">v2.4</w:t>
             </w:r>
           </w:p>
         </w:tc>
@@ -20621,7 +20621,7 @@
                 <w:sz w:val="20"/>
                 <w:szCs w:val="20"/>
               </w:rPr>
-              <w:t xml:space="preserve">v2.2</w:t>
+              <w:t xml:space="preserve">v2.4</w:t>
             </w:r>
           </w:p>
         </w:tc>
@@ -21084,65 +21084,49 @@
       <w:tr>
         <w:tc>
           <w:tcPr>
-            <w:tcW w:type="dxa" w:w="3200"/>
-            <w:tcBorders>
-              <w:top w:val="single" w:color="CCCCCC" w:sz="1"/>
-              <w:left w:val="single" w:color="CCCCCC" w:sz="1"/>
-              <w:bottom w:val="single" w:color="CCCCCC" w:sz="1"/>
-              <w:right w:val="single" w:color="CCCCCC" w:sz="1"/>
-            </w:tcBorders>
-            <w:tcMar>
-              <w:top w:type="dxa" w:w="70"/>
-              <w:left w:type="dxa" w:w="120"/>
-              <w:bottom w:type="dxa" w:w="70"/>
-              <w:right w:type="dxa" w:w="120"/>
-            </w:tcMar>
-            <w:vAlign w:val="center"/>
-          </w:tcPr>
-          <w:p>
-            <w:pPr>
-              <w:spacing w:before="0" w:after="0"/>
-            </w:pPr>
-            <w:r>
-              <w:rPr>
-                <w:rFonts w:ascii="Arial" w:cs="Arial" w:eastAsia="Arial" w:hAnsi="Arial"/>
-                <w:color w:val="374151"/>
-                <w:sz w:val="20"/>
-                <w:szCs w:val="20"/>
-              </w:rPr>
-              <w:t xml:space="preserve">Chart.js</w:t>
-            </w:r>
-          </w:p>
-        </w:tc>
-        <w:tc>
-          <w:tcPr>
-            <w:tcW w:type="dxa" w:w="6160"/>
-            <w:tcBorders>
-              <w:top w:val="single" w:color="CCCCCC" w:sz="1"/>
-              <w:left w:val="single" w:color="CCCCCC" w:sz="1"/>
-              <w:bottom w:val="single" w:color="CCCCCC" w:sz="1"/>
-              <w:right w:val="single" w:color="CCCCCC" w:sz="1"/>
-            </w:tcBorders>
-            <w:tcMar>
-              <w:top w:type="dxa" w:w="70"/>
-              <w:left w:type="dxa" w:w="120"/>
-              <w:bottom w:type="dxa" w:w="70"/>
-              <w:right w:type="dxa" w:w="120"/>
-            </w:tcMar>
-            <w:vAlign w:val="center"/>
-          </w:tcPr>
-          <w:p>
-            <w:pPr>
-              <w:spacing w:before="0" w:after="0"/>
-            </w:pPr>
-            <w:r>
-              <w:rPr>
-                <w:rFonts w:ascii="Arial" w:cs="Arial" w:eastAsia="Arial" w:hAnsi="Arial"/>
-                <w:color w:val="374151"/>
-                <w:sz w:val="20"/>
-                <w:szCs w:val="20"/>
-              </w:rPr>
-              <w:t xml:space="preserve">v4.4.1</w:t>
+            <w:tcW w:w="3200" w:type="dxa"/>
+            <w:tcMar>
+              <w:top w:w="80" w:type="dxa"/>
+              <w:bottom w:w="80" w:type="dxa"/>
+              <w:left w:w="120" w:type="dxa"/>
+              <w:right w:w="120" w:type="dxa"/>
+            </w:tcMar>
+          </w:tcPr>
+          <w:p>
+            <w:pPr>
+              <w:spacing w:before="0" w:after="0"/>
+            </w:pPr>
+            <w:r>
+              <w:rPr>
+                <w:rFonts w:ascii="Arial" w:hAnsi="Arial"/>
+                <w:sz w:val="20"/>
+                <w:color w:val="374151"/>
+              </w:rPr>
+              <w:t>NIST CSF v2.0</w:t>
+            </w:r>
+          </w:p>
+        </w:tc>
+        <w:tc>
+          <w:tcPr>
+            <w:tcW w:w="6160" w:type="dxa"/>
+            <w:tcMar>
+              <w:top w:w="80" w:type="dxa"/>
+              <w:bottom w:w="80" w:type="dxa"/>
+              <w:left w:w="120" w:type="dxa"/>
+              <w:right w:w="120" w:type="dxa"/>
+            </w:tcMar>
+          </w:tcPr>
+          <w:p>
+            <w:pPr>
+              <w:spacing w:before="0" w:after="0"/>
+            </w:pPr>
+            <w:r>
+              <w:rPr>
+                <w:rFonts w:ascii="Arial" w:hAnsi="Arial"/>
+                <w:sz w:val="20"/>
+                <w:color w:val="374151"/>
+              </w:rPr>
+              <w:t xml:space="preserve">Cybersecurity Framework 2.0（2024年2月公開）</w:t>
             </w:r>
           </w:p>
         </w:tc>
@@ -21157,27 +21141,26 @@
               <w:bottom w:val="single" w:color="CCCCCC" w:sz="1"/>
               <w:right w:val="single" w:color="CCCCCC" w:sz="1"/>
             </w:tcBorders>
-            <w:shd w:fill="F8FAFC" w:val="clear"/>
-            <w:tcMar>
-              <w:top w:type="dxa" w:w="70"/>
-              <w:left w:type="dxa" w:w="120"/>
-              <w:bottom w:type="dxa" w:w="70"/>
-              <w:right w:type="dxa" w:w="120"/>
-            </w:tcMar>
-            <w:vAlign w:val="center"/>
-          </w:tcPr>
-          <w:p>
-            <w:pPr>
-              <w:spacing w:before="0" w:after="0"/>
-            </w:pPr>
-            <w:r>
-              <w:rPr>
-                <w:rFonts w:ascii="Arial" w:cs="Arial" w:eastAsia="Arial" w:hAnsi="Arial"/>
-                <w:color w:val="374151"/>
-                <w:sz w:val="20"/>
-                <w:szCs w:val="20"/>
-              </w:rPr>
-              <w:t xml:space="preserve">識別番号定義ファイル</w:t>
+            <w:tcMar>
+              <w:top w:type="dxa" w:w="70"/>
+              <w:left w:type="dxa" w:w="120"/>
+              <w:bottom w:type="dxa" w:w="70"/>
+              <w:right w:type="dxa" w:w="120"/>
+            </w:tcMar>
+            <w:vAlign w:val="center"/>
+          </w:tcPr>
+          <w:p>
+            <w:pPr>
+              <w:spacing w:before="0" w:after="0"/>
+            </w:pPr>
+            <w:r>
+              <w:rPr>
+                <w:rFonts w:ascii="Arial" w:cs="Arial" w:eastAsia="Arial" w:hAnsi="Arial"/>
+                <w:color w:val="374151"/>
+                <w:sz w:val="20"/>
+                <w:szCs w:val="20"/>
+              </w:rPr>
+              <w:t xml:space="preserve">Chart.js</w:t>
             </w:r>
           </w:p>
         </w:tc>
@@ -21190,27 +21173,26 @@
               <w:bottom w:val="single" w:color="CCCCCC" w:sz="1"/>
               <w:right w:val="single" w:color="CCCCCC" w:sz="1"/>
             </w:tcBorders>
-            <w:shd w:fill="F8FAFC" w:val="clear"/>
-            <w:tcMar>
-              <w:top w:type="dxa" w:w="70"/>
-              <w:left w:type="dxa" w:w="120"/>
-              <w:bottom w:type="dxa" w:w="70"/>
-              <w:right w:type="dxa" w:w="120"/>
-            </w:tcMar>
-            <w:vAlign w:val="center"/>
-          </w:tcPr>
-          <w:p>
-            <w:pPr>
-              <w:spacing w:before="0" w:after="0"/>
-            </w:pPr>
-            <w:r>
-              <w:rPr>
-                <w:rFonts w:ascii="Arial" w:cs="Arial" w:eastAsia="Arial" w:hAnsi="Arial"/>
-                <w:color w:val="374151"/>
-                <w:sz w:val="20"/>
-                <w:szCs w:val="20"/>
-              </w:rPr>
-              <w:t xml:space="preserve">廃止（v2.2よりオフライン完結）</w:t>
+            <w:tcMar>
+              <w:top w:type="dxa" w:w="70"/>
+              <w:left w:type="dxa" w:w="120"/>
+              <w:bottom w:type="dxa" w:w="70"/>
+              <w:right w:type="dxa" w:w="120"/>
+            </w:tcMar>
+            <w:vAlign w:val="center"/>
+          </w:tcPr>
+          <w:p>
+            <w:pPr>
+              <w:spacing w:before="0" w:after="0"/>
+            </w:pPr>
+            <w:r>
+              <w:rPr>
+                <w:rFonts w:ascii="Arial" w:cs="Arial" w:eastAsia="Arial" w:hAnsi="Arial"/>
+                <w:color w:val="374151"/>
+                <w:sz w:val="20"/>
+                <w:szCs w:val="20"/>
+              </w:rPr>
+              <w:t xml:space="preserve">v4.4.1</w:t>
             </w:r>
           </w:p>
         </w:tc>
@@ -21225,26 +21207,27 @@
               <w:bottom w:val="single" w:color="CCCCCC" w:sz="1"/>
               <w:right w:val="single" w:color="CCCCCC" w:sz="1"/>
             </w:tcBorders>
-            <w:tcMar>
-              <w:top w:type="dxa" w:w="70"/>
-              <w:left w:type="dxa" w:w="120"/>
-              <w:bottom w:type="dxa" w:w="70"/>
-              <w:right w:type="dxa" w:w="120"/>
-            </w:tcMar>
-            <w:vAlign w:val="center"/>
-          </w:tcPr>
-          <w:p>
-            <w:pPr>
-              <w:spacing w:before="0" w:after="0"/>
-            </w:pPr>
-            <w:r>
-              <w:rPr>
-                <w:rFonts w:ascii="Arial" w:cs="Arial" w:eastAsia="Arial" w:hAnsi="Arial"/>
-                <w:color w:val="374151"/>
-                <w:sz w:val="20"/>
-                <w:szCs w:val="20"/>
-              </w:rPr>
-              <w:t xml:space="preserve">対応ブラウザ</w:t>
+            <w:shd w:fill="F8FAFC" w:val="clear"/>
+            <w:tcMar>
+              <w:top w:type="dxa" w:w="70"/>
+              <w:left w:type="dxa" w:w="120"/>
+              <w:bottom w:type="dxa" w:w="70"/>
+              <w:right w:type="dxa" w:w="120"/>
+            </w:tcMar>
+            <w:vAlign w:val="center"/>
+          </w:tcPr>
+          <w:p>
+            <w:pPr>
+              <w:spacing w:before="0" w:after="0"/>
+            </w:pPr>
+            <w:r>
+              <w:rPr>
+                <w:rFonts w:ascii="Arial" w:cs="Arial" w:eastAsia="Arial" w:hAnsi="Arial"/>
+                <w:color w:val="374151"/>
+                <w:sz w:val="20"/>
+                <w:szCs w:val="20"/>
+              </w:rPr>
+              <w:t xml:space="preserve">識別番号定義ファイル</w:t>
             </w:r>
           </w:p>
         </w:tc>
@@ -21257,26 +21240,27 @@
               <w:bottom w:val="single" w:color="CCCCCC" w:sz="1"/>
               <w:right w:val="single" w:color="CCCCCC" w:sz="1"/>
             </w:tcBorders>
-            <w:tcMar>
-              <w:top w:type="dxa" w:w="70"/>
-              <w:left w:type="dxa" w:w="120"/>
-              <w:bottom w:type="dxa" w:w="70"/>
-              <w:right w:type="dxa" w:w="120"/>
-            </w:tcMar>
-            <w:vAlign w:val="center"/>
-          </w:tcPr>
-          <w:p>
-            <w:pPr>
-              <w:spacing w:before="0" w:after="0"/>
-            </w:pPr>
-            <w:r>
-              <w:rPr>
-                <w:rFonts w:ascii="Arial" w:cs="Arial" w:eastAsia="Arial" w:hAnsi="Arial"/>
-                <w:color w:val="374151"/>
-                <w:sz w:val="20"/>
-                <w:szCs w:val="20"/>
-              </w:rPr>
-              <w:t xml:space="preserve">Google Chrome / Microsoft Edge / Safari（各最新版）</w:t>
+            <w:shd w:fill="F8FAFC" w:val="clear"/>
+            <w:tcMar>
+              <w:top w:type="dxa" w:w="70"/>
+              <w:left w:type="dxa" w:w="120"/>
+              <w:bottom w:type="dxa" w:w="70"/>
+              <w:right w:type="dxa" w:w="120"/>
+            </w:tcMar>
+            <w:vAlign w:val="center"/>
+          </w:tcPr>
+          <w:p>
+            <w:pPr>
+              <w:spacing w:before="0" w:after="0"/>
+            </w:pPr>
+            <w:r>
+              <w:rPr>
+                <w:rFonts w:ascii="Arial" w:cs="Arial" w:eastAsia="Arial" w:hAnsi="Arial"/>
+                <w:color w:val="374151"/>
+                <w:sz w:val="20"/>
+                <w:szCs w:val="20"/>
+              </w:rPr>
+              <w:t xml:space="preserve">廃止（v2.4よりオフライン完結）</w:t>
             </w:r>
           </w:p>
         </w:tc>
@@ -21291,6 +21275,72 @@
               <w:bottom w:val="single" w:color="CCCCCC" w:sz="1"/>
               <w:right w:val="single" w:color="CCCCCC" w:sz="1"/>
             </w:tcBorders>
+            <w:tcMar>
+              <w:top w:type="dxa" w:w="70"/>
+              <w:left w:type="dxa" w:w="120"/>
+              <w:bottom w:type="dxa" w:w="70"/>
+              <w:right w:type="dxa" w:w="120"/>
+            </w:tcMar>
+            <w:vAlign w:val="center"/>
+          </w:tcPr>
+          <w:p>
+            <w:pPr>
+              <w:spacing w:before="0" w:after="0"/>
+            </w:pPr>
+            <w:r>
+              <w:rPr>
+                <w:rFonts w:ascii="Arial" w:cs="Arial" w:eastAsia="Arial" w:hAnsi="Arial"/>
+                <w:color w:val="374151"/>
+                <w:sz w:val="20"/>
+                <w:szCs w:val="20"/>
+              </w:rPr>
+              <w:t xml:space="preserve">対応ブラウザ</w:t>
+            </w:r>
+          </w:p>
+        </w:tc>
+        <w:tc>
+          <w:tcPr>
+            <w:tcW w:type="dxa" w:w="6160"/>
+            <w:tcBorders>
+              <w:top w:val="single" w:color="CCCCCC" w:sz="1"/>
+              <w:left w:val="single" w:color="CCCCCC" w:sz="1"/>
+              <w:bottom w:val="single" w:color="CCCCCC" w:sz="1"/>
+              <w:right w:val="single" w:color="CCCCCC" w:sz="1"/>
+            </w:tcBorders>
+            <w:tcMar>
+              <w:top w:type="dxa" w:w="70"/>
+              <w:left w:type="dxa" w:w="120"/>
+              <w:bottom w:type="dxa" w:w="70"/>
+              <w:right w:type="dxa" w:w="120"/>
+            </w:tcMar>
+            <w:vAlign w:val="center"/>
+          </w:tcPr>
+          <w:p>
+            <w:pPr>
+              <w:spacing w:before="0" w:after="0"/>
+            </w:pPr>
+            <w:r>
+              <w:rPr>
+                <w:rFonts w:ascii="Arial" w:cs="Arial" w:eastAsia="Arial" w:hAnsi="Arial"/>
+                <w:color w:val="374151"/>
+                <w:sz w:val="20"/>
+                <w:szCs w:val="20"/>
+              </w:rPr>
+              <w:t xml:space="preserve">Google Chrome / Microsoft Edge / Safari（各最新版）</w:t>
+            </w:r>
+          </w:p>
+        </w:tc>
+      </w:tr>
+      <w:tr>
+        <w:tc>
+          <w:tcPr>
+            <w:tcW w:type="dxa" w:w="3200"/>
+            <w:tcBorders>
+              <w:top w:val="single" w:color="CCCCCC" w:sz="1"/>
+              <w:left w:val="single" w:color="CCCCCC" w:sz="1"/>
+              <w:bottom w:val="single" w:color="CCCCCC" w:sz="1"/>
+              <w:right w:val="single" w:color="CCCCCC" w:sz="1"/>
+            </w:tcBorders>
             <w:shd w:fill="F8FAFC" w:val="clear"/>
             <w:tcMar>
               <w:top w:type="dxa" w:w="70"/>
@@ -21344,7 +21394,7 @@
                 <w:sz w:val="20"/>
                 <w:szCs w:val="20"/>
               </w:rPr>
-              <w:t xml:space="preserve">NIST系 最大90問 / CIS v8.1 98問 / ISO 27001 93問</w:t>
+              <w:t xml:space="preserve">NIST系 最大90問 / CIS v8.1 98問 / ISO 27001 93問 / NIST CSF v2.0 63問</w:t>
             </w:r>
           </w:p>
         </w:tc>
@@ -21656,7 +21706,7 @@
                 <w:sz w:val="20"/>
                 <w:szCs w:val="20"/>
               </w:rPr>
-              <w:t xml:space="preserve">v2.2</w:t>
+              <w:t xml:space="preserve">v2.4</w:t>
             </w:r>
           </w:p>
         </w:tc>
@@ -21778,7 +21828,7 @@
                 <w:sz w:val="20"/>
                 <w:color w:val="374151"/>
               </w:rPr>
-              <w:t>v2.2</w:t>
+              <w:t>v2.4</w:t>
             </w:r>
           </w:p>
         </w:tc>
@@ -21877,7 +21927,105 @@
               <w:sz w:val="20"/>
               <w:color w:val="374151"/>
             </w:rPr>
-            <w:t>v2.2</w:t>
+            <w:t xml:space="preserve">v2.4</w:t>
+          </w:r>
+        </w:p>
+      </w:tc>
+      <w:tc>
+        <w:tcPr>
+          <w:tcW w:w="1400" w:type="dxa"/>
+          <w:tcMar>
+            <w:top w:w="80" w:type="dxa"/>
+            <w:bottom w:w="80" w:type="dxa"/>
+            <w:left w:w="120" w:type="dxa"/>
+            <w:right w:w="120" w:type="dxa"/>
+          </w:tcMar>
+        </w:tcPr>
+        <w:p>
+          <w:pPr>
+            <w:spacing w:before="0" w:after="0"/>
+          </w:pPr>
+          <w:r>
+            <w:rPr>
+              <w:rFonts w:ascii="Arial" w:hAnsi="Arial"/>
+              <w:sz w:val="20"/>
+              <w:color w:val="374151"/>
+            </w:rPr>
+            <w:t xml:space="preserve">2026-03-21</w:t>
+          </w:r>
+        </w:p>
+      </w:tc>
+      <w:tc>
+        <w:tcPr>
+          <w:tcW w:w="1600" w:type="dxa"/>
+          <w:tcMar>
+            <w:top w:w="80" w:type="dxa"/>
+            <w:bottom w:w="80" w:type="dxa"/>
+            <w:left w:w="120" w:type="dxa"/>
+            <w:right w:w="120" w:type="dxa"/>
+          </w:tcMar>
+        </w:tcPr>
+        <w:p>
+          <w:pPr>
+            <w:spacing w:before="0" w:after="0"/>
+          </w:pPr>
+          <w:r>
+            <w:rPr>
+              <w:rFonts w:ascii="Arial" w:hAnsi="Arial"/>
+              <w:sz w:val="20"/>
+              <w:color w:val="374151"/>
+            </w:rPr>
+            <w:t xml:space="preserve">—</w:t>
+          </w:r>
+        </w:p>
+      </w:tc>
+      <w:tc>
+        <w:tcPr>
+          <w:tcW w:w="5160" w:type="dxa"/>
+          <w:tcMar>
+            <w:top w:w="80" w:type="dxa"/>
+            <w:bottom w:w="80" w:type="dxa"/>
+            <w:left w:w="120" w:type="dxa"/>
+            <w:right w:w="120" w:type="dxa"/>
+          </w:tcMar>
+        </w:tcPr>
+        <w:p>
+          <w:pPr>
+            <w:spacing w:before="0" w:after="0"/>
+          </w:pPr>
+          <w:r>
+            <w:rPr>
+              <w:rFonts w:ascii="Arial" w:hAnsi="Arial"/>
+              <w:sz w:val="20"/>
+              <w:color w:val="374151"/>
+            </w:rPr>
+            <w:t xml:space="preserve">ファイル保存方式をダウンロード方式に変更（saveModal廃止・Blob+aタグによる直接DL）。NIST CSF v2.0 の保存・読み込みバグ修正（env ホワイトリスト廃止、frameworkId を主キーに変更）。読み込み時に識別番号定義ファイル（refsFiles）も並列フェッチするよう改善。</w:t>
+          </w:r>
+        </w:p>
+      </w:tc>
+    </w:tr>
+    <w:tr>
+      <w:tc>
+        <w:tcPr>
+          <w:tcW w:w="1200" w:type="dxa"/>
+          <w:tcMar>
+            <w:top w:w="80" w:type="dxa"/>
+            <w:bottom w:w="80" w:type="dxa"/>
+            <w:left w:w="120" w:type="dxa"/>
+            <w:right w:w="120" w:type="dxa"/>
+          </w:tcMar>
+        </w:tcPr>
+        <w:p>
+          <w:pPr>
+            <w:spacing w:before="0" w:after="0"/>
+          </w:pPr>
+          <w:r>
+            <w:rPr>
+              <w:rFonts w:ascii="Arial" w:hAnsi="Arial"/>
+              <w:sz w:val="20"/>
+              <w:color w:val="374151"/>
+            </w:rPr>
+            <w:t>v2.4</w:t>
           </w:r>
         </w:p>
       </w:tc>
@@ -21949,7 +22097,105 @@
               <w:sz w:val="20"/>
               <w:color w:val="374151"/>
             </w:rPr>
-            <w:t xml:space="preserve">PDF出力機能追加（ブラウザ印刷方式・日本語対応・4ページ構成）。やり直し確認ダイアログ追加。保存ボタン初期無効化。回答入力画面にアセスメント情報バーを追加。解説書を最新機能に更新。</w:t>
+            <w:t xml:space="preserve">NIST CSF v2.0 対応追加（6機能・22カテゴリ・63問）。refs_csf.json 追加（63件、計384件）。manifest.json に nist_csf エントリ追加。解説書を v2.3 に更新。v2.4：ファイル保存方式をダウンロード方式に変更（モーダルコピー方式を廃止）。NIST CSF 保存・読み込みバグ修正（env ホワイトリスト廃止、frameworkId 主キー化）。</w:t>
+          </w:r>
+        </w:p>
+      </w:tc>
+    </w:tr>
+    <w:tr>
+      <w:tc>
+        <w:tcPr>
+          <w:tcW w:w="1200" w:type="dxa"/>
+          <w:tcMar>
+            <w:top w:w="80" w:type="dxa"/>
+            <w:bottom w:w="80" w:type="dxa"/>
+            <w:left w:w="120" w:type="dxa"/>
+            <w:right w:w="120" w:type="dxa"/>
+          </w:tcMar>
+        </w:tcPr>
+        <w:p>
+          <w:pPr>
+            <w:spacing w:before="0" w:after="0"/>
+          </w:pPr>
+          <w:r>
+            <w:rPr>
+              <w:rFonts w:ascii="Arial" w:hAnsi="Arial"/>
+              <w:sz w:val="20"/>
+              <w:color w:val="374151"/>
+            </w:rPr>
+            <w:t>v2.4</w:t>
+          </w:r>
+        </w:p>
+      </w:tc>
+      <w:tc>
+        <w:tcPr>
+          <w:tcW w:w="1400" w:type="dxa"/>
+          <w:tcMar>
+            <w:top w:w="80" w:type="dxa"/>
+            <w:bottom w:w="80" w:type="dxa"/>
+            <w:left w:w="120" w:type="dxa"/>
+            <w:right w:w="120" w:type="dxa"/>
+          </w:tcMar>
+        </w:tcPr>
+        <w:p>
+          <w:pPr>
+            <w:spacing w:before="0" w:after="0"/>
+          </w:pPr>
+          <w:r>
+            <w:rPr>
+              <w:rFonts w:ascii="Arial" w:hAnsi="Arial"/>
+              <w:sz w:val="20"/>
+              <w:color w:val="374151"/>
+            </w:rPr>
+            <w:t>2026-03-21</w:t>
+          </w:r>
+        </w:p>
+      </w:tc>
+      <w:tc>
+        <w:tcPr>
+          <w:tcW w:w="1600" w:type="dxa"/>
+          <w:tcMar>
+            <w:top w:w="80" w:type="dxa"/>
+            <w:bottom w:w="80" w:type="dxa"/>
+            <w:left w:w="120" w:type="dxa"/>
+            <w:right w:w="120" w:type="dxa"/>
+          </w:tcMar>
+        </w:tcPr>
+        <w:p>
+          <w:pPr>
+            <w:spacing w:before="0" w:after="0"/>
+          </w:pPr>
+          <w:r>
+            <w:rPr>
+              <w:rFonts w:ascii="Arial" w:hAnsi="Arial"/>
+              <w:sz w:val="20"/>
+              <w:color w:val="374151"/>
+            </w:rPr>
+            <w:t>—</w:t>
+          </w:r>
+        </w:p>
+      </w:tc>
+      <w:tc>
+        <w:tcPr>
+          <w:tcW w:w="5160" w:type="dxa"/>
+          <w:tcMar>
+            <w:top w:w="80" w:type="dxa"/>
+            <w:bottom w:w="80" w:type="dxa"/>
+            <w:left w:w="120" w:type="dxa"/>
+            <w:right w:w="120" w:type="dxa"/>
+          </w:tcMar>
+        </w:tcPr>
+        <w:p>
+          <w:pPr>
+            <w:spacing w:before="0" w:after="0"/>
+          </w:pPr>
+          <w:r>
+            <w:rPr>
+              <w:rFonts w:ascii="Arial" w:hAnsi="Arial"/>
+              <w:sz w:val="20"/>
+              <w:color w:val="374151"/>
+            </w:rPr>
+            <w:t xml:space="preserve">PDF出力機能追加（ブラウザ印刷方式・日本語対応・4ページ構成）。やり直し確認ダイアログ追加。保存ボタン初期無効化。回答入力画面にアセスメント情報バーを追加。解説書を最新機能に更新。v2.3：NIST CSF v2.0対応（6機能・22カテゴリ・63問）追加。識別番号辞書384件に拡張。</w:t>
           </w:r>
         </w:p>
       </w:tc>

--- a/docs/security_assessment_docs.docx
+++ b/docs/security_assessment_docs.docx
@@ -183,7 +183,7 @@
                 <w:sz w:val="20"/>
                 <w:szCs w:val="20"/>
               </w:rPr>
-              <w:t xml:space="preserve">v2.4</w:t>
+              <w:t xml:space="preserve">v2.5</w:t>
             </w:r>
           </w:p>
         </w:tc>
@@ -251,7 +251,7 @@
                 <w:sz w:val="20"/>
                 <w:szCs w:val="20"/>
               </w:rPr>
-              <w:t xml:space="preserve">v2.4</w:t>
+              <w:t xml:space="preserve">v2.5</w:t>
             </w:r>
           </w:p>
         </w:tc>
@@ -932,7 +932,7 @@
           <w:b/>
           <w:color w:val="2563EB"/>
         </w:rPr>
-        <w:t>4.6.1　設計方針（v2.4 変更）</w:t>
+        <w:t>4.6.1　設計方針（v2.5 変更）</w:t>
       </w:r>
     </w:p>
     <w:p>
@@ -945,7 +945,7 @@
           <w:sz w:val="21"/>
           <w:color w:val="374151"/>
         </w:rPr>
-        <w:t xml:space="preserve">v2.4 以降、フレームワーク識別番号の概要・詳細定義を index.html 内の REF_SUMMARIES（内蔵辞書）から外部ファイル content/ref_definitions.json へ移行する。これにより識別番号の追加・修正が index.html を変更せずに行えるようになる。</w:t>
+        <w:t xml:space="preserve">v2.5 以降、フレームワーク識別番号の概要・詳細定義を index.html 内の REF_SUMMARIES（内蔵辞書）から外部ファイル content/ref_definitions.json へ移行する。これにより識別番号の追加・修正が index.html を変更せずに行えるようになる。</w:t>
       </w:r>
     </w:p>
     <w:p>
@@ -1340,7 +1340,7 @@
           <w:b/>
           <w:color w:val="2563EB"/>
         </w:rPr>
-        <w:t>4.6.3　index.html の変更点（v1.x→v2.4）</w:t>
+        <w:t>4.6.3　index.html の変更点（v1.x→v2.5）</w:t>
       </w:r>
     </w:p>
     <w:tbl>
@@ -1438,7 +1438,7 @@
                 <w:b/>
                 <w:color w:val="1E3A5F"/>
               </w:rPr>
-              <w:t>v2.4（変更後）</w:t>
+              <w:t>v2.5（変更後）</w:t>
             </w:r>
           </w:p>
         </w:tc>
@@ -2070,7 +2070,7 @@
                 <w:sz w:val="20"/>
                 <w:szCs w:val="20"/>
               </w:rPr>
-              <w:t xml:space="preserve">v2.4</w:t>
+              <w:t xml:space="preserve">v2.5</w:t>
             </w:r>
           </w:p>
         </w:tc>
@@ -20553,7 +20553,7 @@
                 <w:sz w:val="20"/>
                 <w:szCs w:val="20"/>
               </w:rPr>
-              <w:t xml:space="preserve">v2.4</w:t>
+              <w:t xml:space="preserve">v2.5</w:t>
             </w:r>
           </w:p>
         </w:tc>
@@ -20621,7 +20621,7 @@
                 <w:sz w:val="20"/>
                 <w:szCs w:val="20"/>
               </w:rPr>
-              <w:t xml:space="preserve">v2.4</w:t>
+              <w:t xml:space="preserve">v2.5</w:t>
             </w:r>
           </w:p>
         </w:tc>
@@ -21260,7 +21260,7 @@
                 <w:sz w:val="20"/>
                 <w:szCs w:val="20"/>
               </w:rPr>
-              <w:t xml:space="preserve">廃止（v2.4よりオフライン完結）</w:t>
+              <w:t xml:space="preserve">廃止（v2.5よりオフライン完結）</w:t>
             </w:r>
           </w:p>
         </w:tc>
@@ -21706,7 +21706,7 @@
                 <w:sz w:val="20"/>
                 <w:szCs w:val="20"/>
               </w:rPr>
-              <w:t xml:space="preserve">v2.4</w:t>
+              <w:t xml:space="preserve">v2.5</w:t>
             </w:r>
           </w:p>
         </w:tc>
@@ -21828,7 +21828,7 @@
                 <w:sz w:val="20"/>
                 <w:color w:val="374151"/>
               </w:rPr>
-              <w:t>v2.4</w:t>
+              <w:t>v2.5</w:t>
             </w:r>
           </w:p>
         </w:tc>
@@ -21927,7 +21927,7 @@
               <w:sz w:val="20"/>
               <w:color w:val="374151"/>
             </w:rPr>
-            <w:t xml:space="preserve">v2.4</w:t>
+            <w:t xml:space="preserve">v2.5</w:t>
           </w:r>
         </w:p>
       </w:tc>
@@ -21999,7 +21999,7 @@
               <w:sz w:val="20"/>
               <w:color w:val="374151"/>
             </w:rPr>
-            <w:t xml:space="preserve">ファイル保存方式をダウンロード方式に変更（saveModal廃止・Blob+aタグによる直接DL）。NIST CSF v2.0 の保存・読み込みバグ修正（env ホワイトリスト廃止、frameworkId を主キーに変更）。読み込み時に識別番号定義ファイル（refsFiles）も並列フェッチするよう改善。</w:t>
+            <w:t xml:space="preserve">アセスメント情報バーに編集機能追加（確認ダイアログ・キャンセル対応）。評価結果画面に総合評価コメント欄追加（Markdownエディタ・プレビュー切替・marked.js使用）。PDFレポートに総合評価コメントページを追加（入力時のみ出力）。コメントを保存ファイル（summaryComment フィールド）に含め復元対応。評価結果画面のハードコード表記削除。ファイル名にフレームワーク名を追加。</w:t>
           </w:r>
         </w:p>
       </w:tc>
@@ -22025,7 +22025,105 @@
               <w:sz w:val="20"/>
               <w:color w:val="374151"/>
             </w:rPr>
-            <w:t>v2.4</w:t>
+            <w:t xml:space="preserve">v2.5</w:t>
+          </w:r>
+        </w:p>
+      </w:tc>
+      <w:tc>
+        <w:tcPr>
+          <w:tcW w:w="1400" w:type="dxa"/>
+          <w:tcMar>
+            <w:top w:w="80" w:type="dxa"/>
+            <w:bottom w:w="80" w:type="dxa"/>
+            <w:left w:w="120" w:type="dxa"/>
+            <w:right w:w="120" w:type="dxa"/>
+          </w:tcMar>
+        </w:tcPr>
+        <w:p>
+          <w:pPr>
+            <w:spacing w:before="0" w:after="0"/>
+          </w:pPr>
+          <w:r>
+            <w:rPr>
+              <w:rFonts w:ascii="Arial" w:hAnsi="Arial"/>
+              <w:sz w:val="20"/>
+              <w:color w:val="374151"/>
+            </w:rPr>
+            <w:t xml:space="preserve">2026-03-21</w:t>
+          </w:r>
+        </w:p>
+      </w:tc>
+      <w:tc>
+        <w:tcPr>
+          <w:tcW w:w="1600" w:type="dxa"/>
+          <w:tcMar>
+            <w:top w:w="80" w:type="dxa"/>
+            <w:bottom w:w="80" w:type="dxa"/>
+            <w:left w:w="120" w:type="dxa"/>
+            <w:right w:w="120" w:type="dxa"/>
+          </w:tcMar>
+        </w:tcPr>
+        <w:p>
+          <w:pPr>
+            <w:spacing w:before="0" w:after="0"/>
+          </w:pPr>
+          <w:r>
+            <w:rPr>
+              <w:rFonts w:ascii="Arial" w:hAnsi="Arial"/>
+              <w:sz w:val="20"/>
+              <w:color w:val="374151"/>
+            </w:rPr>
+            <w:t xml:space="preserve">—</w:t>
+          </w:r>
+        </w:p>
+      </w:tc>
+      <w:tc>
+        <w:tcPr>
+          <w:tcW w:w="5160" w:type="dxa"/>
+          <w:tcMar>
+            <w:top w:w="80" w:type="dxa"/>
+            <w:bottom w:w="80" w:type="dxa"/>
+            <w:left w:w="120" w:type="dxa"/>
+            <w:right w:w="120" w:type="dxa"/>
+          </w:tcMar>
+        </w:tcPr>
+        <w:p>
+          <w:pPr>
+            <w:spacing w:before="0" w:after="0"/>
+          </w:pPr>
+          <w:r>
+            <w:rPr>
+              <w:rFonts w:ascii="Arial" w:hAnsi="Arial"/>
+              <w:sz w:val="20"/>
+              <w:color w:val="374151"/>
+            </w:rPr>
+            <w:t xml:space="preserve">ファイル保存方式をダウンロード方式に変更（saveModal廃止・Blob+aタグによる直接DL）。NIST CSF 保存・読み込みバグ修正。ファイル名にフレームワーク名を追加。アセスメント情報バーに編集機能追加（確認ダイアログ・キャンセル対応）。評価結果画面に総合評価コメント欄追加（Markdown形式・PDFレポートへの反映）。評価結果ページのハードコード表記「NIST SP 800-53 / CIS Controls 準拠」を削除。</w:t>
+          </w:r>
+        </w:p>
+      </w:tc>
+    </w:tr>
+    <w:tr>
+      <w:tc>
+        <w:tcPr>
+          <w:tcW w:w="1200" w:type="dxa"/>
+          <w:tcMar>
+            <w:top w:w="80" w:type="dxa"/>
+            <w:bottom w:w="80" w:type="dxa"/>
+            <w:left w:w="120" w:type="dxa"/>
+            <w:right w:w="120" w:type="dxa"/>
+          </w:tcMar>
+        </w:tcPr>
+        <w:p>
+          <w:pPr>
+            <w:spacing w:before="0" w:after="0"/>
+          </w:pPr>
+          <w:r>
+            <w:rPr>
+              <w:rFonts w:ascii="Arial" w:hAnsi="Arial"/>
+              <w:sz w:val="20"/>
+              <w:color w:val="374151"/>
+            </w:rPr>
+            <w:t>v2.5</w:t>
           </w:r>
         </w:p>
       </w:tc>
@@ -22123,7 +22221,7 @@
               <w:sz w:val="20"/>
               <w:color w:val="374151"/>
             </w:rPr>
-            <w:t>v2.4</w:t>
+            <w:t>v2.5</w:t>
           </w:r>
         </w:p>
       </w:tc>
